--- a/word_reports/LP_0174_위치_459_Ini Kamoze_Here Comes the.docx
+++ b/word_reports/LP_0174_위치_459_Ini Kamoze_Here Comes the.docx
@@ -4,7 +4,7 @@
   <w:body>
     <w:p>
       <w:pPr>
-        <w:spacing w:after="280"/>
+        <w:spacing w:after="80"/>
       </w:pPr>
       <w:r>
         <w:rPr w:rFonts="맑은 고딕">
@@ -13,94 +13,47 @@
           <w:color w:val="1E3A8A"/>
           <w:sz w:val="30"/>
         </w:rPr>
-        <w:t>[459] Ini Kamoze - Here Comes the Hotstepper</w:t>
+        <w:t>Ini Kamoze (이니 카모제) - Here Comes the Hotstepper</w:t>
       </w:r>
     </w:p>
     <w:p>
       <w:pPr>
-        <w:spacing w:after="320"/>
+        <w:spacing w:after="240"/>
       </w:pPr>
       <w:r>
         <w:rPr w:rFonts="맑은 고딕">
           <w:rFonts w:ascii="맑은 고딕" w:hAnsi="맑은 고딕" w:eastAsia="맑은 고딕"/>
           <w:b/>
-          <w:sz w:val="20"/>
+          <w:color w:val="4B5563"/>
+          <w:sz w:val="22"/>
         </w:rPr>
-        <w:t>■ 위치 : 459</w:t>
-        <w:br/>
-      </w:r>
-      <w:r>
-        <w:rPr w:rFonts="맑은 고딕">
-          <w:rFonts w:ascii="맑은 고딕" w:hAnsi="맑은 고딕" w:eastAsia="맑은 고딕"/>
-          <w:b/>
-          <w:sz w:val="20"/>
-        </w:rPr>
-        <w:t>■ 아티스트 : Ini Kamoze</w:t>
-        <w:br/>
-      </w:r>
-      <w:r>
-        <w:rPr w:rFonts="맑은 고딕">
-          <w:rFonts w:ascii="맑은 고딕" w:hAnsi="맑은 고딕" w:eastAsia="맑은 고딕"/>
-          <w:b/>
-          <w:sz w:val="20"/>
-        </w:rPr>
-        <w:t>■ 앨범명 : Here Comes the Hotstepper</w:t>
-        <w:br/>
-      </w:r>
-      <w:r>
-        <w:rPr w:rFonts="맑은 고딕">
-          <w:rFonts w:ascii="맑은 고딕" w:hAnsi="맑은 고딕" w:eastAsia="맑은 고딕"/>
-          <w:b w:val="0"/>
-          <w:sz w:val="20"/>
-        </w:rPr>
-        <w:t>■ 음반 레이블 : Columbia Records</w:t>
-        <w:br/>
-      </w:r>
-      <w:r>
-        <w:rPr w:rFonts="맑은 고딕">
-          <w:rFonts w:ascii="맑은 고딕" w:hAnsi="맑은 고딕" w:eastAsia="맑은 고딕"/>
-          <w:b w:val="0"/>
-          <w:sz w:val="20"/>
-        </w:rPr>
-        <w:t>■ 발매년도 : 1995</w:t>
-        <w:br/>
-      </w:r>
-      <w:r>
-        <w:rPr w:rFonts="맑은 고딕">
-          <w:rFonts w:ascii="맑은 고딕" w:hAnsi="맑은 고딕" w:eastAsia="맑은 고딕"/>
-          <w:b w:val="0"/>
-          <w:sz w:val="20"/>
-        </w:rPr>
-        <w:t>■ 장르 : 레게 퓨전 (Reggae Fusion), 댄스홀 (Dancehall), 힙합 (Hip-Hop)</w:t>
-        <w:br/>
-      </w:r>
-      <w:r>
-        <w:rPr w:rFonts="맑은 고딕">
-          <w:rFonts w:ascii="맑은 고딕" w:hAnsi="맑은 고딕" w:eastAsia="맑은 고딕"/>
-          <w:b w:val="0"/>
-          <w:sz w:val="20"/>
-        </w:rPr>
-        <w:t>■ 주요 수록곡 : 1. Here Comes the Hotstepper</w:t>
-        <w:br/>
+        <w:t>위치 :  459</w:t>
       </w:r>
     </w:p>
     <w:p>
       <w:pPr>
-        <w:spacing w:after="160"/>
+        <w:spacing w:line="324" w:lineRule="auto" w:before="80" w:after="160"/>
       </w:pPr>
       <w:r>
         <w:rPr w:rFonts="맑은 고딕">
           <w:rFonts w:ascii="맑은 고딕" w:hAnsi="맑은 고딕" w:eastAsia="맑은 고딕"/>
           <w:b/>
           <w:color w:val="1F2937"/>
-          <w:sz w:val="24"/>
+          <w:sz w:val="22"/>
         </w:rPr>
-        <w:t>■ 음반 해설 및 감상 가이드</w:t>
+        <w:t xml:space="preserve">[음반 소개] </w:t>
+      </w:r>
+      <w:r>
+        <w:rPr w:rFonts="맑은 고딕">
+          <w:rFonts w:ascii="맑은 고딕" w:hAnsi="맑은 고딕" w:eastAsia="맑은 고딕"/>
+          <w:b w:val="0"/>
+          <w:sz w:val="21"/>
+        </w:rPr>
       </w:r>
     </w:p>
     <w:p>
       <w:pPr>
-        <w:spacing w:line="312" w:lineRule="auto" w:after="120"/>
+        <w:spacing w:line="324" w:lineRule="auto" w:after="120"/>
       </w:pPr>
       <w:r>
         <w:rPr w:rFonts="맑은 고딕">
@@ -108,51 +61,516 @@
           <w:b w:val="0"/>
           <w:sz w:val="21"/>
         </w:rPr>
-        <w:t>자메이카 출신의 레게 뮤지션 이니 카모제(Ini Kamoze)가 1990년대 중반 세계 대중음악 신에 강렬한 족적을 남긴 [Here Comes the Hotstepper]는 레게와 힙합의 거부할 수 없는 결합을 증명한 시대의 명작입니다. 1980년대 루츠 레게(Roots Reggae) 영역에서 독보적인 보컬 톤으로 아티스트들의 아티스트로 추앙받던 그는, 1994년 단숨에 지구촌을 사로잡은 싱글의 대성공에 힘입어 1995년 본 풀길이 음반을 선보였습니다. 영화 &lt;프레타포르테(Prêt-à-Porter)&gt;의 타이틀곡으로 쓰이며 폭발적인 반응을 얻은 이 음반은 미국 빌보드 핫 100 차트 정상에 오르는 기염을 토하며 레게 뮤지션으로서 드문 상업적·비평적 정점을 기록했습니다.</w:t>
+        <w:t>카리브해의 짙푸른 바람과 1990년대 뉴욕 스트리트의 맥동하는 힙합 비트가 가장 찬란하게 교차하던 순간을 기록한 명반입니다. 자메이카 루츠 레게의 깊은 영혼을 품은 이니 카모제는 세련된 어번 그루브를 덧입혀 전 세계 음악 애호가들의 가슴에 지울 수 없는 낭만적 충격을 안겨주었습니다. 장르와 시대의 경계를 허물며 대중음악의 지평을 넓힌 이 작품은, 턴테이블 위에서 회전할 때 비로소 그 깊고 그윽한 아날로그적 온기와 박동을 온전히 드러냅니다.</w:t>
       </w:r>
     </w:p>
     <w:p>
       <w:pPr>
-        <w:spacing w:line="312" w:lineRule="auto" w:after="120"/>
+        <w:spacing w:line="324" w:lineRule="auto" w:before="200" w:after="80"/>
       </w:pPr>
+      <w:r>
+        <w:rPr w:rFonts="맑은 고딕">
+          <w:rFonts w:ascii="맑은 고딕" w:hAnsi="맑은 고딕" w:eastAsia="맑은 고딕"/>
+          <w:b/>
+          <w:color w:val="1E3A8A"/>
+          <w:sz w:val="24"/>
+        </w:rPr>
+        <w:t>1. 음반 데이터</w:t>
+      </w:r>
+    </w:p>
+    <w:p>
+      <w:pPr>
+        <w:spacing w:line="324" w:lineRule="auto" w:after="80"/>
+      </w:pPr>
+      <w:r>
+        <w:rPr w:rFonts="맑은 고딕">
+          <w:rFonts w:ascii="맑은 고딕" w:hAnsi="맑은 고딕" w:eastAsia="맑은 고딕"/>
+          <w:b w:val="0"/>
+          <w:color w:val="6B7280"/>
+          <w:sz w:val="21"/>
+        </w:rPr>
+        <w:t xml:space="preserve">· </w:t>
+      </w:r>
+      <w:r>
+        <w:rPr w:rFonts="맑은 고딕">
+          <w:rFonts w:ascii="맑은 고딕" w:hAnsi="맑은 고딕" w:eastAsia="맑은 고딕"/>
+          <w:b/>
+          <w:color w:val="1F2937"/>
+          <w:sz w:val="21"/>
+        </w:rPr>
+        <w:t xml:space="preserve">앨범명: </w:t>
+      </w:r>
       <w:r>
         <w:rPr w:rFonts="맑은 고딕">
           <w:rFonts w:ascii="맑은 고딕" w:hAnsi="맑은 고딕" w:eastAsia="맑은 고딕"/>
           <w:b w:val="0"/>
           <w:sz w:val="21"/>
         </w:rPr>
-        <w:t>이 음반의 음악적 가치는 자메이카 댄스홀의 야생적인 에너지를 90년대 동부 힙합의 세련된 리듬 프로덕션과 완벽하게 융합해 낸 점에 있습니다. 명 프로듀서 살람 레미(Salaam Remi)가 참여하여 타나 가드너(Taana Gardner)의 디스코 명곡 'Heartbeat'의 묵직한 베이스라인을 가져오고, 윌슨 피켓의 'Land of 1000 Dances' 속 저명한 "나-나-나-나-나" 코러스를 영리하게 인용하여 절묘한 중독성을 완성했습니다. 이 날카롭고 절제된 비트 위에서 흐르는 이니 카모제 특유의 느긋하면서도 벼려진 칼날 같은 라가(Ragga) 스타일의 보컬은 리듬의 결을 타고 매혹적으로 피어오릅니다.</w:t>
+        <w:t>Here Comes the Hotstepper</w:t>
       </w:r>
     </w:p>
     <w:p>
       <w:pPr>
-        <w:spacing w:line="312" w:lineRule="auto" w:after="120"/>
+        <w:spacing w:line="324" w:lineRule="auto" w:after="80"/>
       </w:pPr>
+      <w:r>
+        <w:rPr w:rFonts="맑은 고딕">
+          <w:rFonts w:ascii="맑은 고딕" w:hAnsi="맑은 고딕" w:eastAsia="맑은 고딕"/>
+          <w:b w:val="0"/>
+          <w:color w:val="6B7280"/>
+          <w:sz w:val="21"/>
+        </w:rPr>
+        <w:t xml:space="preserve">· </w:t>
+      </w:r>
+      <w:r>
+        <w:rPr w:rFonts="맑은 고딕">
+          <w:rFonts w:ascii="맑은 고딕" w:hAnsi="맑은 고딕" w:eastAsia="맑은 고딕"/>
+          <w:b/>
+          <w:color w:val="1F2937"/>
+          <w:sz w:val="21"/>
+        </w:rPr>
+        <w:t xml:space="preserve">아티스트: </w:t>
+      </w:r>
       <w:r>
         <w:rPr w:rFonts="맑은 고딕">
           <w:rFonts w:ascii="맑은 고딕" w:hAnsi="맑은 고딕" w:eastAsia="맑은 고딕"/>
           <w:b w:val="0"/>
           <w:sz w:val="21"/>
         </w:rPr>
-        <w:t>음반에는 메가 히트 타이틀곡 'Here Comes the Hotstepper' 외에도 그의 음악적 자산이 집약된 트랙들이 다채롭게 배치되어 있습니다. 자메이칸 스트리트의 열기를 그대로 담아낸 'Listen Me Tic'과 'Call Me', 그리고 그의 대표적인 초기 명곡을 재해석하여 레게 고유의 정신성을 선사하는 'World-A-Reggae'에 이르기까지, 트랙 전반에 걸쳐 레게 퓨전의 정수를 선사합니다. 특히 LP의 아날로그 홈을 통해 울려 퍼지는 한층 더 둔탁하고 깊은 저음역대의 베이스와 명료한 스네어 사운드는 감상자에게 90년대 골든 에이지 힙합과 레게가 만나는 지점의 생동감을 생생하게 전달합니다.</w:t>
+        <w:t>Ini Kamoze (이니 카모제)</w:t>
       </w:r>
     </w:p>
     <w:p>
       <w:pPr>
-        <w:spacing w:line="312" w:lineRule="auto" w:after="120"/>
+        <w:spacing w:line="324" w:lineRule="auto" w:after="80"/>
       </w:pPr>
+      <w:r>
+        <w:rPr w:rFonts="맑은 고딕">
+          <w:rFonts w:ascii="맑은 고딕" w:hAnsi="맑은 고딕" w:eastAsia="맑은 고딕"/>
+          <w:b w:val="0"/>
+          <w:color w:val="6B7280"/>
+          <w:sz w:val="21"/>
+        </w:rPr>
+        <w:t xml:space="preserve">· </w:t>
+      </w:r>
+      <w:r>
+        <w:rPr w:rFonts="맑은 고딕">
+          <w:rFonts w:ascii="맑은 고딕" w:hAnsi="맑은 고딕" w:eastAsia="맑은 고딕"/>
+          <w:b/>
+          <w:color w:val="1F2937"/>
+          <w:sz w:val="21"/>
+        </w:rPr>
+        <w:t xml:space="preserve">발매 정보: </w:t>
+      </w:r>
       <w:r>
         <w:rPr w:rFonts="맑은 고딕">
           <w:rFonts w:ascii="맑은 고딕" w:hAnsi="맑은 고딕" w:eastAsia="맑은 고딕"/>
           <w:b w:val="0"/>
           <w:sz w:val="21"/>
         </w:rPr>
-        <w:t>[Here Comes the Hotstepper]는 일시적인 팝 히트 앨범의 차원을 넘어, 자메이카의 변방 음악이었던 댄스홀을 글로벌 메인스트림의 중심부로 끌어올린 기념비적인 작품입니다. 스트리트 컬처의 멋과 세련된 감각이 공존하는 이 음반은 오늘날까지도 수많은 후대 아티스트들에게 영감을 주고 있으며, 90년대 크로스오버 음악사를 논할 때 결코 빠뜨릴 수 없는 품격 있는 클래식으로 남아있습니다.</w:t>
+        <w:t>1994년 영화 《프레타포르테(Prêt-à-Porter)》 사운드트랙에 실려 세계적인 반향을 일으킨 후, 1995년 컬럼비아 레코드(Columbia Records)를 통해 발매되며 90년대 레게 퓨전 사운드의 정점을 완성한 역사적 음반입니다.</w:t>
+      </w:r>
+    </w:p>
+    <w:p>
+      <w:pPr>
+        <w:spacing w:line="324" w:lineRule="auto" w:after="80"/>
+      </w:pPr>
+      <w:r>
+        <w:rPr w:rFonts="맑은 고딕">
+          <w:rFonts w:ascii="맑은 고딕" w:hAnsi="맑은 고딕" w:eastAsia="맑은 고딕"/>
+          <w:b w:val="0"/>
+          <w:color w:val="6B7280"/>
+          <w:sz w:val="21"/>
+        </w:rPr>
+        <w:t xml:space="preserve">· </w:t>
+      </w:r>
+      <w:r>
+        <w:rPr w:rFonts="맑은 고딕">
+          <w:rFonts w:ascii="맑은 고딕" w:hAnsi="맑은 고딕" w:eastAsia="맑은 고딕"/>
+          <w:b/>
+          <w:color w:val="1F2937"/>
+          <w:sz w:val="21"/>
+        </w:rPr>
+        <w:t xml:space="preserve">LP 인기도(판매량): </w:t>
+      </w:r>
+      <w:r>
+        <w:rPr w:rFonts="맑은 고딕">
+          <w:rFonts w:ascii="맑은 고딕" w:hAnsi="맑은 고딕" w:eastAsia="맑은 고딕"/>
+          <w:b w:val="0"/>
+          <w:sz w:val="21"/>
+        </w:rPr>
+        <w:t>타이틀곡이 미국 빌보드 핫 100 차트 정상(1위)을 정복하였으며, 미국음반산업협회(RIAA) 플래티넘 인증 및 유럽 각국 차트 최상위권을 휩쓸며 전 세계적으로 수백만 장 이상의 경이적인 판매고를 기록하였습니다.</w:t>
+      </w:r>
+    </w:p>
+    <w:p>
+      <w:pPr>
+        <w:spacing w:line="324" w:lineRule="auto" w:after="80"/>
+      </w:pPr>
+      <w:r>
+        <w:rPr w:rFonts="맑은 고딕">
+          <w:rFonts w:ascii="맑은 고딕" w:hAnsi="맑은 고딕" w:eastAsia="맑은 고딕"/>
+          <w:b w:val="0"/>
+          <w:color w:val="6B7280"/>
+          <w:sz w:val="21"/>
+        </w:rPr>
+        <w:t xml:space="preserve">· </w:t>
+      </w:r>
+      <w:r>
+        <w:rPr w:rFonts="맑은 고딕">
+          <w:rFonts w:ascii="맑은 고딕" w:hAnsi="맑은 고딕" w:eastAsia="맑은 고딕"/>
+          <w:b/>
+          <w:color w:val="1F2937"/>
+          <w:sz w:val="21"/>
+        </w:rPr>
+        <w:t xml:space="preserve">각종 수상경력: </w:t>
+      </w:r>
+      <w:r>
+        <w:rPr w:rFonts="맑은 고딕">
+          <w:rFonts w:ascii="맑은 고딕" w:hAnsi="맑은 고딕" w:eastAsia="맑은 고딕"/>
+          <w:b w:val="0"/>
+          <w:sz w:val="21"/>
+        </w:rPr>
+        <w:t>1994-1995년 빌보드 연말 결산 차트 최상위권 랭크 및 세계 유수 음악 차트 1위 석권, 레게와 힙합의 독창적인 크로스오버 조류를 완성한 기념비적 역작으로 대중음악 평단으로부터 공인된 찬사를 받았습니다.</w:t>
+      </w:r>
+    </w:p>
+    <w:p>
+      <w:pPr>
+        <w:spacing w:line="324" w:lineRule="auto" w:before="200" w:after="80"/>
+      </w:pPr>
+      <w:r>
+        <w:rPr w:rFonts="맑은 고딕">
+          <w:rFonts w:ascii="맑은 고딕" w:hAnsi="맑은 고딕" w:eastAsia="맑은 고딕"/>
+          <w:b/>
+          <w:color w:val="1E3A8A"/>
+          <w:sz w:val="24"/>
+        </w:rPr>
+        <w:t>2. 아티스트 정보</w:t>
+      </w:r>
+    </w:p>
+    <w:p>
+      <w:pPr>
+        <w:spacing w:line="324" w:lineRule="auto" w:after="80"/>
+      </w:pPr>
+      <w:r>
+        <w:rPr w:rFonts="맑은 고딕">
+          <w:rFonts w:ascii="맑은 고딕" w:hAnsi="맑은 고딕" w:eastAsia="맑은 고딕"/>
+          <w:b w:val="0"/>
+          <w:color w:val="6B7280"/>
+          <w:sz w:val="21"/>
+        </w:rPr>
+        <w:t xml:space="preserve">· </w:t>
+      </w:r>
+      <w:r>
+        <w:rPr w:rFonts="맑은 고딕">
+          <w:rFonts w:ascii="맑은 고딕" w:hAnsi="맑은 고딕" w:eastAsia="맑은 고딕"/>
+          <w:b/>
+          <w:color w:val="1F2937"/>
+          <w:sz w:val="21"/>
+        </w:rPr>
+        <w:t xml:space="preserve">국적: </w:t>
+      </w:r>
+      <w:r>
+        <w:rPr w:rFonts="맑은 고딕">
+          <w:rFonts w:ascii="맑은 고딕" w:hAnsi="맑은 고딕" w:eastAsia="맑은 고딕"/>
+          <w:b w:val="0"/>
+          <w:sz w:val="21"/>
+        </w:rPr>
+        <w:t>자메이카 (Jamaica)</w:t>
+      </w:r>
+    </w:p>
+    <w:p>
+      <w:pPr>
+        <w:spacing w:line="324" w:lineRule="auto" w:after="80"/>
+      </w:pPr>
+      <w:r>
+        <w:rPr w:rFonts="맑은 고딕">
+          <w:rFonts w:ascii="맑은 고딕" w:hAnsi="맑은 고딕" w:eastAsia="맑은 고딕"/>
+          <w:b w:val="0"/>
+          <w:color w:val="6B7280"/>
+          <w:sz w:val="21"/>
+        </w:rPr>
+        <w:t xml:space="preserve">· </w:t>
+      </w:r>
+      <w:r>
+        <w:rPr w:rFonts="맑은 고딕">
+          <w:rFonts w:ascii="맑은 고딕" w:hAnsi="맑은 고딕" w:eastAsia="맑은 고딕"/>
+          <w:b/>
+          <w:color w:val="1F2937"/>
+          <w:sz w:val="21"/>
+        </w:rPr>
+        <w:t xml:space="preserve">생몰년도: </w:t>
+      </w:r>
+      <w:r>
+        <w:rPr w:rFonts="맑은 고딕">
+          <w:rFonts w:ascii="맑은 고딕" w:hAnsi="맑은 고딕" w:eastAsia="맑은 고딕"/>
+          <w:b w:val="0"/>
+          <w:sz w:val="21"/>
+        </w:rPr>
+        <w:t>1957년 9월 13일 ~ 현재</w:t>
+      </w:r>
+    </w:p>
+    <w:p>
+      <w:pPr>
+        <w:spacing w:line="324" w:lineRule="auto" w:after="80"/>
+      </w:pPr>
+      <w:r>
+        <w:rPr w:rFonts="맑은 고딕">
+          <w:rFonts w:ascii="맑은 고딕" w:hAnsi="맑은 고딕" w:eastAsia="맑은 고딕"/>
+          <w:b w:val="0"/>
+          <w:color w:val="6B7280"/>
+          <w:sz w:val="21"/>
+        </w:rPr>
+        <w:t xml:space="preserve">· </w:t>
+      </w:r>
+      <w:r>
+        <w:rPr w:rFonts="맑은 고딕">
+          <w:rFonts w:ascii="맑은 고딕" w:hAnsi="맑은 고딕" w:eastAsia="맑은 고딕"/>
+          <w:b/>
+          <w:color w:val="1F2937"/>
+          <w:sz w:val="21"/>
+        </w:rPr>
+        <w:t xml:space="preserve">그룹 소속: </w:t>
+      </w:r>
+      <w:r>
+        <w:rPr w:rFonts="맑은 고딕">
+          <w:rFonts w:ascii="맑은 고딕" w:hAnsi="맑은 고딕" w:eastAsia="맑은 고딕"/>
+          <w:b w:val="0"/>
+          <w:sz w:val="21"/>
+        </w:rPr>
+        <w:t>솔로</w:t>
+      </w:r>
+    </w:p>
+    <w:p>
+      <w:pPr>
+        <w:spacing w:line="324" w:lineRule="auto" w:after="80"/>
+      </w:pPr>
+      <w:r>
+        <w:rPr w:rFonts="맑은 고딕">
+          <w:rFonts w:ascii="맑은 고딕" w:hAnsi="맑은 고딕" w:eastAsia="맑은 고딕"/>
+          <w:b w:val="0"/>
+          <w:color w:val="6B7280"/>
+          <w:sz w:val="21"/>
+        </w:rPr>
+        <w:t xml:space="preserve">· </w:t>
+      </w:r>
+      <w:r>
+        <w:rPr w:rFonts="맑은 고딕">
+          <w:rFonts w:ascii="맑은 고딕" w:hAnsi="맑은 고딕" w:eastAsia="맑은 고딕"/>
+          <w:b/>
+          <w:color w:val="1F2937"/>
+          <w:sz w:val="21"/>
+        </w:rPr>
+        <w:t xml:space="preserve">아티스트 소개: </w:t>
+      </w:r>
+      <w:r>
+        <w:rPr w:rFonts="맑은 고딕">
+          <w:rFonts w:ascii="맑은 고딕" w:hAnsi="맑은 고딕" w:eastAsia="맑은 고딕"/>
+          <w:b w:val="0"/>
+          <w:sz w:val="21"/>
+        </w:rPr>
+        <w:t>이니 카모제는 1980년대 전설적인 프로듀서 듀오 슬라이 앤 로비(Sly &amp; Robbie)와의 조우를 통해 루츠 레게 씬에 독보적인 족적을 남긴 거장입니다. 특유의 관조적이면서도 묵직한 보컬 전달력과 장르를 유연하게 횡단하는 음악적 혜안으로 자메이카의 토속적 사운드를 세계 주류 팝 시장의 한가운데로 격조 높게 이끌어 올렸습니다.</w:t>
+      </w:r>
+    </w:p>
+    <w:p>
+      <w:pPr>
+        <w:spacing w:line="324" w:lineRule="auto" w:before="200" w:after="80"/>
+      </w:pPr>
+      <w:r>
+        <w:rPr w:rFonts="맑은 고딕">
+          <w:rFonts w:ascii="맑은 고딕" w:hAnsi="맑은 고딕" w:eastAsia="맑은 고딕"/>
+          <w:b/>
+          <w:color w:val="1E3A8A"/>
+          <w:sz w:val="24"/>
+        </w:rPr>
+        <w:t>3. 음반 상세 분석</w:t>
+      </w:r>
+    </w:p>
+    <w:p>
+      <w:pPr>
+        <w:spacing w:line="324" w:lineRule="auto" w:after="80"/>
+      </w:pPr>
+      <w:r>
+        <w:rPr w:rFonts="맑은 고딕">
+          <w:rFonts w:ascii="맑은 고딕" w:hAnsi="맑은 고딕" w:eastAsia="맑은 고딕"/>
+          <w:b w:val="0"/>
+          <w:color w:val="6B7280"/>
+          <w:sz w:val="21"/>
+        </w:rPr>
+        <w:t xml:space="preserve">· </w:t>
+      </w:r>
+      <w:r>
+        <w:rPr w:rFonts="맑은 고딕">
+          <w:rFonts w:ascii="맑은 고딕" w:hAnsi="맑은 고딕" w:eastAsia="맑은 고딕"/>
+          <w:b/>
+          <w:color w:val="1F2937"/>
+          <w:sz w:val="21"/>
+        </w:rPr>
+        <w:t xml:space="preserve">역사적 위치: </w:t>
+      </w:r>
+      <w:r>
+        <w:rPr w:rFonts="맑은 고딕">
+          <w:rFonts w:ascii="맑은 고딕" w:hAnsi="맑은 고딕" w:eastAsia="맑은 고딕"/>
+          <w:b w:val="0"/>
+          <w:sz w:val="21"/>
+        </w:rPr>
+        <w:t>레게, 힙합, 댄스홀, 훵크가 절묘한 균형미를 이루며 결합된 1990년대 '레게 퓨전(Reggae Fusion)'의 절대적 이정표입니다. 명 프로듀서 살람 레미(Salaam Remi)의 섬세한 샘플링 미학과 이니 카모제의 독보적인 음색이 결합된 사운드 아키텍처는 이후 등장한 수많은 크로스오버 팝 음악의 결정적 청사진이 되었습니다.</w:t>
+      </w:r>
+    </w:p>
+    <w:p>
+      <w:pPr>
+        <w:spacing w:line="324" w:lineRule="auto" w:after="80"/>
+      </w:pPr>
+      <w:r>
+        <w:rPr w:rFonts="맑은 고딕">
+          <w:rFonts w:ascii="맑은 고딕" w:hAnsi="맑은 고딕" w:eastAsia="맑은 고딕"/>
+          <w:b w:val="0"/>
+          <w:color w:val="6B7280"/>
+          <w:sz w:val="21"/>
+        </w:rPr>
+        <w:t xml:space="preserve">· </w:t>
+      </w:r>
+      <w:r>
+        <w:rPr w:rFonts="맑은 고딕">
+          <w:rFonts w:ascii="맑은 고딕" w:hAnsi="맑은 고딕" w:eastAsia="맑은 고딕"/>
+          <w:b/>
+          <w:color w:val="1F2937"/>
+          <w:sz w:val="21"/>
+        </w:rPr>
+        <w:t xml:space="preserve">시대의 흔적(스토리텔링): </w:t>
+      </w:r>
+      <w:r>
+        <w:rPr w:rFonts="맑은 고딕">
+          <w:rFonts w:ascii="맑은 고딕" w:hAnsi="맑은 고딕" w:eastAsia="맑은 고딕"/>
+          <w:b w:val="0"/>
+          <w:sz w:val="21"/>
+        </w:rPr>
+        <w:t>세기말의 문턱에서 패션과 음악, 서브컬처가 가장 뜨겁게 융합되던 1990년대 중반 청춘들의 자유분방한 문화적 공기를 고스란히 투영하고 있습니다. 도시의 회색빛 골목과 열대 해변의 정취가 교차하는 수록곡들은 당시 젊은 세대에게 일탈의 짜릿한 해방감과 영원히 잊히지 않을 낭만을 선사하였습니다.</w:t>
+      </w:r>
+    </w:p>
+    <w:p>
+      <w:pPr>
+        <w:spacing w:line="324" w:lineRule="auto" w:before="200" w:after="80"/>
+      </w:pPr>
+      <w:r>
+        <w:rPr w:rFonts="맑은 고딕">
+          <w:rFonts w:ascii="맑은 고딕" w:hAnsi="맑은 고딕" w:eastAsia="맑은 고딕"/>
+          <w:b/>
+          <w:color w:val="1E3A8A"/>
+          <w:sz w:val="24"/>
+        </w:rPr>
+        <w:t>4. 주요 수록곡 및 감상 제언</w:t>
+      </w:r>
+    </w:p>
+    <w:p>
+      <w:pPr>
+        <w:spacing w:line="324" w:lineRule="auto" w:after="80"/>
+      </w:pPr>
+      <w:r>
+        <w:rPr w:rFonts="맑은 고딕">
+          <w:rFonts w:ascii="맑은 고딕" w:hAnsi="맑은 고딕" w:eastAsia="맑은 고딕"/>
+          <w:b w:val="0"/>
+          <w:color w:val="6B7280"/>
+          <w:sz w:val="21"/>
+        </w:rPr>
+        <w:t xml:space="preserve">· </w:t>
+      </w:r>
+      <w:r>
+        <w:rPr w:rFonts="맑은 고딕">
+          <w:rFonts w:ascii="맑은 고딕" w:hAnsi="맑은 고딕" w:eastAsia="맑은 고딕"/>
+          <w:b/>
+          <w:color w:val="1F2937"/>
+          <w:sz w:val="21"/>
+        </w:rPr>
+        <w:t xml:space="preserve">주요 수록곡 특징: </w:t>
+      </w:r>
+      <w:r>
+        <w:rPr w:rFonts="맑은 고딕">
+          <w:rFonts w:ascii="맑은 고딕" w:hAnsi="맑은 고딕" w:eastAsia="맑은 고딕"/>
+          <w:b w:val="0"/>
+          <w:sz w:val="21"/>
+        </w:rPr>
+        <w:t>불멸의 "라-라-라" 챈트와 타나 가드너의 그루브를 재해석한 타이틀곡 'Here Comes the Hotstepper'의 폭발적인 생명력은 물론, 자메이카 본토의 묵직한 리딤과 담백한 시정이 돋보이는 'Listen Me Tic', 'Gunshot' 등은 레게 특유의 서정미와 시대적 비장미를 깊이 있게 들려줍니다.</w:t>
+      </w:r>
+    </w:p>
+    <w:p>
+      <w:pPr>
+        <w:spacing w:line="324" w:lineRule="auto" w:after="80"/>
+      </w:pPr>
+      <w:r>
+        <w:rPr w:rFonts="맑은 고딕">
+          <w:rFonts w:ascii="맑은 고딕" w:hAnsi="맑은 고딕" w:eastAsia="맑은 고딕"/>
+          <w:b w:val="0"/>
+          <w:color w:val="6B7280"/>
+          <w:sz w:val="21"/>
+        </w:rPr>
+        <w:t xml:space="preserve">· </w:t>
+      </w:r>
+      <w:r>
+        <w:rPr w:rFonts="맑은 고딕">
+          <w:rFonts w:ascii="맑은 고딕" w:hAnsi="맑은 고딕" w:eastAsia="맑은 고딕"/>
+          <w:b/>
+          <w:color w:val="1F2937"/>
+          <w:sz w:val="21"/>
+        </w:rPr>
+        <w:t xml:space="preserve">빈티지 감상 제언: </w:t>
+      </w:r>
+      <w:r>
+        <w:rPr w:rFonts="맑은 고딕">
+          <w:rFonts w:ascii="맑은 고딕" w:hAnsi="맑은 고딕" w:eastAsia="맑은 고딕"/>
+          <w:b w:val="0"/>
+          <w:sz w:val="21"/>
+        </w:rPr>
+        <w:t>바이닐의 소리골을 타고 흐르는 묵직한 서브 베이스와 아날로그 특유의 따스한 드럼 질감은 디지털 포맷에서는 결코 느낄 수 없는 충만한 공간감을 형성합니다. 진공관 앰프의 부드러운 잔향과 턴테이블 카트리지가 빚어내는 리드미컬한 울림에 귀를 기울이면 리스닝 룸 전체가 매혹적인 카리브해의 노을빛으로 물드는 경험을 선사합니다.</w:t>
+      </w:r>
+    </w:p>
+    <w:p>
+      <w:pPr>
+        <w:spacing w:line="324" w:lineRule="auto" w:after="80"/>
+      </w:pPr>
+      <w:r>
+        <w:rPr w:rFonts="맑은 고딕">
+          <w:rFonts w:ascii="맑은 고딕" w:hAnsi="맑은 고딕" w:eastAsia="맑은 고딕"/>
+          <w:b w:val="0"/>
+          <w:color w:val="6B7280"/>
+          <w:sz w:val="21"/>
+        </w:rPr>
+        <w:t xml:space="preserve">· </w:t>
+      </w:r>
+      <w:r>
+        <w:rPr w:rFonts="맑은 고딕">
+          <w:rFonts w:ascii="맑은 고딕" w:hAnsi="맑은 고딕" w:eastAsia="맑은 고딕"/>
+          <w:b/>
+          <w:color w:val="1F2937"/>
+          <w:sz w:val="21"/>
+        </w:rPr>
+        <w:t xml:space="preserve">소장 가치: </w:t>
+      </w:r>
+      <w:r>
+        <w:rPr w:rFonts="맑은 고딕">
+          <w:rFonts w:ascii="맑은 고딕" w:hAnsi="맑은 고딕" w:eastAsia="맑은 고딕"/>
+          <w:b w:val="0"/>
+          <w:sz w:val="21"/>
+        </w:rPr>
+        <w:t>90년대 팝 음악사의 황금기를 증명하는 거대한 유산이자, 대중성과 음악적 완성도가 완벽한 합일을 이룬 바이닐로서 아날로그 컬렉터라면 반드시 랙 한자리에 품고 있어야 할 영구적인 소장 가치를 지닙니다.</w:t>
+      </w:r>
+    </w:p>
+    <w:p>
+      <w:pPr>
+        <w:spacing w:line="324" w:lineRule="auto" w:after="120" w:before="160"/>
+      </w:pPr>
+      <w:r>
+        <w:rPr w:rFonts="맑은 고딕">
+          <w:rFonts w:ascii="맑은 고딕" w:hAnsi="맑은 고딕" w:eastAsia="맑은 고딕"/>
+          <w:b/>
+          <w:color w:val="4338CA"/>
+          <w:sz w:val="21"/>
+        </w:rPr>
+        <w:t>이 음반을 통해 카리브해의 푸른 영혼과 90년대의 눈부신 자유가 전해주는 감동을 다시 한번 경험해 보시는 것은 어떨까요?</w:t>
       </w:r>
     </w:p>
     <w:sectPr>
       <w:pgSz w:w="12240" w:h="15840"/>
-      <w:pgMar w:top="1440" w:right="1440" w:bottom="1440" w:left="1440" w:header="720" w:footer="720" w:gutter="0"/>
+      <w:pgMar w:top="1152" w:right="1296" w:bottom="1152" w:left="1296" w:header="720" w:footer="720" w:gutter="0"/>
       <w:cols w:space="720"/>
       <w:docGrid w:linePitch="360"/>
     </w:sectPr>

--- a/word_reports/LP_0174_위치_459_Ini Kamoze_Here Comes the.docx
+++ b/word_reports/LP_0174_위치_459_Ini Kamoze_Here Comes the.docx
@@ -32,7 +32,7 @@
     </w:p>
     <w:p>
       <w:pPr>
-        <w:spacing w:line="324" w:lineRule="auto" w:before="80" w:after="160"/>
+        <w:spacing w:line="324" w:lineRule="auto" w:before="80" w:after="120"/>
       </w:pPr>
       <w:r>
         <w:rPr w:rFonts="맑은 고딕">
@@ -42,13 +42,6 @@
           <w:sz w:val="22"/>
         </w:rPr>
         <w:t xml:space="preserve">[음반 소개] </w:t>
-      </w:r>
-      <w:r>
-        <w:rPr w:rFonts="맑은 고딕">
-          <w:rFonts w:ascii="맑은 고딕" w:hAnsi="맑은 고딕" w:eastAsia="맑은 고딕"/>
-          <w:b w:val="0"/>
-          <w:sz w:val="21"/>
-        </w:rPr>
       </w:r>
     </w:p>
     <w:p>
@@ -61,7 +54,33 @@
           <w:b w:val="0"/>
           <w:sz w:val="21"/>
         </w:rPr>
-        <w:t>카리브해의 짙푸른 바람과 1990년대 뉴욕 스트리트의 맥동하는 힙합 비트가 가장 찬란하게 교차하던 순간을 기록한 명반입니다. 자메이카 루츠 레게의 깊은 영혼을 품은 이니 카모제는 세련된 어번 그루브를 덧입혀 전 세계 음악 애호가들의 가슴에 지울 수 없는 낭만적 충격을 안겨주었습니다. 장르와 시대의 경계를 허물며 대중음악의 지평을 넓힌 이 작품은, 턴테이블 위에서 회전할 때 비로소 그 깊고 그윽한 아날로그적 온기와 박동을 온전히 드러냅니다.</w:t>
+        <w:t>1990년대 중반, 전 세계 대중음악계는 도회적인 힙합의 묵직한 비트와 카리브해의 뜨거운 열기를 품은 자메이카 댄스홀 레게의 역사적인 조우를 목도하고 있었습니다. 그 찬란한 이종교배의 정점에 우뚝 솟아오른 기념비적인 음반이 바로 이니 카모제(Ini Kamoze)의 《Here Comes the Hotstepper》입니다. 1980년대 초반, 전설적인 리듬 듀오 슬라이 앤 로비(Sly &amp; Robbie)와의 협업을 통해 이미 루츠 레게의 비타협적 순수성을 증명했던 그는, 90년대에 이르러 프로듀서 살람 레미(Salaam Remi)를 만나 시대의 공기를 관통하는 새로운 음악적 연금술을 완성해 냅니다. 로버트 알트만 감독의 명화 《패션쇼(Prêt-à-Porter)》의 메인 사운드트랙으로 전 세계를 강타한 타이틀곡의 폭발적 반향은 한 무명에 가까웠던 자메이카의 고독한 음유시인을 단숨에 글로벌 팝의 왕좌로 이끌었습니다.</w:t>
+      </w:r>
+    </w:p>
+    <w:p>
+      <w:pPr>
+        <w:spacing w:line="324" w:lineRule="auto" w:after="120"/>
+      </w:pPr>
+      <w:r>
+        <w:rPr w:rFonts="맑은 고딕">
+          <w:rFonts w:ascii="맑은 고딕" w:hAnsi="맑은 고딕" w:eastAsia="맑은 고딕"/>
+          <w:b w:val="0"/>
+          <w:sz w:val="21"/>
+        </w:rPr>
+        <w:t>이 음반이 대중음악사에 남긴 족적은 결코 단순한 일회성 히트에 머무르지 않습니다. 카니발 앤 더 헤드헌터스의 고전에서 빌려온 마법 같은 허밍(“Na-na-na-na-na…”)과 아이작 헤이즈의 풍성한 소울 샘플링, 그리고 90년대 골든 에이지 힙합의 단단한 붐뱁 비트가 얽혀 빚어낸 사운드는 당대 팝 음악이 도달할 수 있었던 가장 세련된 크로스오버의 미학을 보여줍니다. 이니 카모제는 탈옥수이자 세상의 주변부를 맴도는 방랑자를 뜻하는 '핫스텝퍼(Hotstepper)'라는 페르소나를 통해, 억압된 현실 속에서도 유희와 저항의 끈을 놓지 않는 자메이카 민초들의 강인한 디아스포라 정신을 격조 높은 리듬 속에 녹여냈습니다. 날카로우면서도 깊은 영혼의 울림을 품은 그의 독창적인 보컬 챈트는 가벼운 유행가로 소비될 수 있었던 댄스 넘버에 묵직한 예술적 무게를 부여합니다.</w:t>
+      </w:r>
+    </w:p>
+    <w:p>
+      <w:pPr>
+        <w:spacing w:line="324" w:lineRule="auto" w:after="120"/>
+      </w:pPr>
+      <w:r>
+        <w:rPr w:rFonts="맑은 고딕">
+          <w:rFonts w:ascii="맑은 고딕" w:hAnsi="맑은 고딕" w:eastAsia="맑은 고딕"/>
+          <w:b w:val="0"/>
+          <w:sz w:val="21"/>
+        </w:rPr>
+        <w:t>세월이 흘러 디지털 음원이 범람하는 오늘날에도 이 음반이 전해주는 서정적 파동과 육중한 그루브는 결코 바래지 않습니다. 턴테이블의 회전 속에서 피어오르는 바이닐 특유의 두터운 저음과 그 사이를 비집고 나오는 카모제의 건조하면서도 관능적인 음색은, 90년대를 통과해 온 세대에게는 눈부신 청춘의 해방감을, 현대의 음악 애호가들에게는 아날로그 시대가 일구어낸 진정한 대중음악적 낭만을 상기시킵니다. 카리브해의 푸른 파도와 뉴욕 뒷골목의 아스팔트 열기가 하나의 소리 풍경으로 응축된 이 앨범은, 시대를 초월하여 듣는 이의 심장을 고동치게 만드는 불멸의 에너지를 품고 있습니다.</w:t>
       </w:r>
     </w:p>
     <w:p>
@@ -168,7 +187,7 @@
           <w:b w:val="0"/>
           <w:sz w:val="21"/>
         </w:rPr>
-        <w:t>1994년 영화 《프레타포르테(Prêt-à-Porter)》 사운드트랙에 실려 세계적인 반향을 일으킨 후, 1995년 컬럼비아 레코드(Columbia Records)를 통해 발매되며 90년대 레게 퓨전 사운드의 정점을 완성한 역사적 음반입니다.</w:t>
+        <w:t>1995년 컬럼비아 레코드(Columbia Records)를 통해 전 세계에 발매되었으며, 싱글의 폭발적 성공에 힘입어 그의 음악 세계를 집대성한 정규/컴필레이션 성격의 마스터피스입니다.</w:t>
       </w:r>
     </w:p>
     <w:p>
@@ -199,7 +218,7 @@
           <w:b w:val="0"/>
           <w:sz w:val="21"/>
         </w:rPr>
-        <w:t>타이틀곡이 미국 빌보드 핫 100 차트 정상(1위)을 정복하였으며, 미국음반산업협회(RIAA) 플래티넘 인증 및 유럽 각국 차트 최상위권을 휩쓸며 전 세계적으로 수백만 장 이상의 경이적인 판매고를 기록하였습니다.</w:t>
+        <w:t>미국 빌보드 핫 100 차트 정상을 차지함은 물론, RIAA 플래티넘 인증을 획득하고 영국, 덴마크, 뉴질랜드 등 세계 각국의 차트를 석권하며 상업적·대중적으로 찬란한 성공을 거두었습니다.</w:t>
       </w:r>
     </w:p>
     <w:p>
@@ -230,7 +249,7 @@
           <w:b w:val="0"/>
           <w:sz w:val="21"/>
         </w:rPr>
-        <w:t>1994-1995년 빌보드 연말 결산 차트 최상위권 랭크 및 세계 유수 음악 차트 1위 석권, 레게와 힙합의 독창적인 크로스오버 조류를 완성한 기념비적 역작으로 대중음악 평단으로부터 공인된 찬사를 받았습니다.</w:t>
+        <w:t>1995년 빌보드 뮤직 어워드를 비롯한 유수의 팝/어번 음악 부문에서 두각을 나타냈으며, 90년대 댄스홀 크로스오버를 상징하는 역사적 명곡으로 음악계의 영구적인 찬사를 받고 있습니다.</w:t>
       </w:r>
     </w:p>
     <w:p>
@@ -306,7 +325,7 @@
           <w:b w:val="0"/>
           <w:sz w:val="21"/>
         </w:rPr>
-        <w:t>1957년 9월 13일 ~ 현재</w:t>
+        <w:t>1957년 9월 13일 출생</w:t>
       </w:r>
     </w:p>
     <w:p>
@@ -368,7 +387,7 @@
           <w:b w:val="0"/>
           <w:sz w:val="21"/>
         </w:rPr>
-        <w:t>이니 카모제는 1980년대 전설적인 프로듀서 듀오 슬라이 앤 로비(Sly &amp; Robbie)와의 조우를 통해 루츠 레게 씬에 독보적인 족적을 남긴 거장입니다. 특유의 관조적이면서도 묵직한 보컬 전달력과 장르를 유연하게 횡단하는 음악적 혜안으로 자메이카의 토속적 사운드를 세계 주류 팝 시장의 한가운데로 격조 높게 이끌어 올렸습니다.</w:t>
+        <w:t>1980년대 슬라이 앤 로비의 지휘 아래 데뷔하여 날카롭고 개성 넘치는 보이스로 루츠 레게 씬의 독보적 존재로 자리매김했습니다. 레게 특유의 영적인 저항 정신과 현대 힙합의 도시적 세련미를 완벽하게 결합해 낸 선구자적 싱어송라이터입니다.</w:t>
       </w:r>
     </w:p>
     <w:p>
@@ -413,7 +432,7 @@
           <w:b w:val="0"/>
           <w:sz w:val="21"/>
         </w:rPr>
-        <w:t>레게, 힙합, 댄스홀, 훵크가 절묘한 균형미를 이루며 결합된 1990년대 '레게 퓨전(Reggae Fusion)'의 절대적 이정표입니다. 명 프로듀서 살람 레미(Salaam Remi)의 섬세한 샘플링 미학과 이니 카모제의 독보적인 음색이 결합된 사운드 아키텍처는 이후 등장한 수많은 크로스오버 팝 음악의 결정적 청사진이 되었습니다.</w:t>
+        <w:t>자메이카 로컬 사운드에 머물던 댄스홀 레게를 세계 팝 음악의 주류 한가운데로 진입시킨 교량적 걸작입니다. 힙합 비트와 레게 챈트, 소울 샘플링이 결합된 하이브리드 프로덕션의 모범을 제시하며 대중음악의 지평을 넓혔습니다.</w:t>
       </w:r>
     </w:p>
     <w:p>
@@ -444,7 +463,7 @@
           <w:b w:val="0"/>
           <w:sz w:val="21"/>
         </w:rPr>
-        <w:t>세기말의 문턱에서 패션과 음악, 서브컬처가 가장 뜨겁게 융합되던 1990년대 중반 청춘들의 자유분방한 문화적 공기를 고스란히 투영하고 있습니다. 도시의 회색빛 골목과 열대 해변의 정취가 교차하는 수록곡들은 당시 젊은 세대에게 일탈의 짜릿한 해방감과 영원히 잊히지 않을 낭만을 선사하였습니다.</w:t>
+        <w:t>1990년대 중반, MTV와 카세트 테이프, 거리의 대형 붐박스를 통해 울려 퍼지던 청춘들의 자유분방한 에너지를 대변합니다. 영화 《패션쇼》의 하이패션 무드와 도심의 언더그라운드 문화가 절묘하게 교차하던 그 시절의 낭만과 열정이 음반 전체에 선명히 각인되어 있습니다.</w:t>
       </w:r>
     </w:p>
     <w:p>
@@ -489,7 +508,99 @@
           <w:b w:val="0"/>
           <w:sz w:val="21"/>
         </w:rPr>
-        <w:t>불멸의 "라-라-라" 챈트와 타나 가드너의 그루브를 재해석한 타이틀곡 'Here Comes the Hotstepper'의 폭발적인 생명력은 물론, 자메이카 본토의 묵직한 리딤과 담백한 시정이 돋보이는 'Listen Me Tic', 'Gunshot' 등은 레게 특유의 서정미와 시대적 비장미를 깊이 있게 들려줍니다.</w:t>
+      </w:r>
+    </w:p>
+    <w:p>
+      <w:pPr>
+        <w:spacing w:line="324" w:lineRule="auto" w:after="80"/>
+      </w:pPr>
+      <w:r>
+        <w:rPr w:rFonts="맑은 고딕">
+          <w:rFonts w:ascii="맑은 고딕" w:hAnsi="맑은 고딕" w:eastAsia="맑은 고딕"/>
+          <w:b w:val="0"/>
+          <w:color w:val="6B7280"/>
+          <w:sz w:val="21"/>
+        </w:rPr>
+        <w:t xml:space="preserve">· </w:t>
+      </w:r>
+      <w:r>
+        <w:rPr w:rFonts="맑은 고딕">
+          <w:rFonts w:ascii="맑은 고딕" w:hAnsi="맑은 고딕" w:eastAsia="맑은 고딕"/>
+          <w:b/>
+          <w:color w:val="1F2937"/>
+          <w:sz w:val="21"/>
+        </w:rPr>
+        <w:t xml:space="preserve">"Here Comes the Hotstepper": </w:t>
+      </w:r>
+      <w:r>
+        <w:rPr w:rFonts="맑은 고딕">
+          <w:rFonts w:ascii="맑은 고딕" w:hAnsi="맑은 고딕" w:eastAsia="맑은 고딕"/>
+          <w:b w:val="0"/>
+          <w:sz w:val="21"/>
+        </w:rPr>
+        <w:t>거부할 수 없는 중독적인 허밍 인트로와 묵직한 베이스 라인, 유려한 라가머핀 보컬이 완벽한 조화를 이루는 불후의 댄스홀 클래식입니다.</w:t>
+      </w:r>
+    </w:p>
+    <w:p>
+      <w:pPr>
+        <w:spacing w:line="324" w:lineRule="auto" w:after="80"/>
+      </w:pPr>
+      <w:r>
+        <w:rPr w:rFonts="맑은 고딕">
+          <w:rFonts w:ascii="맑은 고딕" w:hAnsi="맑은 고딕" w:eastAsia="맑은 고딕"/>
+          <w:b w:val="0"/>
+          <w:color w:val="6B7280"/>
+          <w:sz w:val="21"/>
+        </w:rPr>
+        <w:t xml:space="preserve">· </w:t>
+      </w:r>
+      <w:r>
+        <w:rPr w:rFonts="맑은 고딕">
+          <w:rFonts w:ascii="맑은 고딕" w:hAnsi="맑은 고딕" w:eastAsia="맑은 고딕"/>
+          <w:b/>
+          <w:color w:val="1F2937"/>
+          <w:sz w:val="21"/>
+        </w:rPr>
+        <w:t xml:space="preserve">"I Want It All": </w:t>
+      </w:r>
+      <w:r>
+        <w:rPr w:rFonts="맑은 고딕">
+          <w:rFonts w:ascii="맑은 고딕" w:hAnsi="맑은 고딕" w:eastAsia="맑은 고딕"/>
+          <w:b w:val="0"/>
+          <w:sz w:val="21"/>
+        </w:rPr>
+        <w:t>느긋하면서도 팽팽한 긴장감을 유지하는 다운템포 그루브 위에 카모제 특유의 소울풀한 감성이 얹혀 서정적인 매력을 발산하는 넘버입니다.</w:t>
+      </w:r>
+    </w:p>
+    <w:p>
+      <w:pPr>
+        <w:spacing w:line="324" w:lineRule="auto" w:after="80"/>
+      </w:pPr>
+      <w:r>
+        <w:rPr w:rFonts="맑은 고딕">
+          <w:rFonts w:ascii="맑은 고딕" w:hAnsi="맑은 고딕" w:eastAsia="맑은 고딕"/>
+          <w:b w:val="0"/>
+          <w:color w:val="6B7280"/>
+          <w:sz w:val="21"/>
+        </w:rPr>
+        <w:t xml:space="preserve">· </w:t>
+      </w:r>
+      <w:r>
+        <w:rPr w:rFonts="맑은 고딕">
+          <w:rFonts w:ascii="맑은 고딕" w:hAnsi="맑은 고딕" w:eastAsia="맑은 고딕"/>
+          <w:b/>
+          <w:color w:val="1F2937"/>
+          <w:sz w:val="21"/>
+        </w:rPr>
+        <w:t xml:space="preserve">"Babylon, Babylon": </w:t>
+      </w:r>
+      <w:r>
+        <w:rPr w:rFonts="맑은 고딕">
+          <w:rFonts w:ascii="맑은 고딕" w:hAnsi="맑은 고딕" w:eastAsia="맑은 고딕"/>
+          <w:b w:val="0"/>
+          <w:sz w:val="21"/>
+        </w:rPr>
+        <w:t>자메이카 루츠 음악의 정통성을 잇는 곡으로, 사회적 메시지와 깊은 베이스 리듬이 만들어내는 영적이고 진중한 울림이 돋보입니다.</w:t>
       </w:r>
     </w:p>
     <w:p>
@@ -520,7 +631,7 @@
           <w:b w:val="0"/>
           <w:sz w:val="21"/>
         </w:rPr>
-        <w:t>바이닐의 소리골을 타고 흐르는 묵직한 서브 베이스와 아날로그 특유의 따스한 드럼 질감은 디지털 포맷에서는 결코 느낄 수 없는 충만한 공간감을 형성합니다. 진공관 앰프의 부드러운 잔향과 턴테이블 카트리지가 빚어내는 리드미컬한 울림에 귀를 기울이면 리스닝 룸 전체가 매혹적인 카리브해의 노을빛으로 물드는 경험을 선사합니다.</w:t>
+        <w:t>진공관 앰프를 매칭한 턴테이블 시스템에서 감상할 때 그 진가가 드러납니다. 디지털 음원에서는 자칫 거칠게 느껴질 수 있는 강렬한 서브 베이스(Sub-bass)가 아날로그 바늘을 통해 두텁고 따스한 질감으로 피어오르며, 리듬 섹션의 탄력적인 타격감이 리스닝 룸 전체를 풍성하게 채워줍니다.</w:t>
       </w:r>
     </w:p>
     <w:p>
@@ -551,7 +662,7 @@
           <w:b w:val="0"/>
           <w:sz w:val="21"/>
         </w:rPr>
-        <w:t>90년대 팝 음악사의 황금기를 증명하는 거대한 유산이자, 대중성과 음악적 완성도가 완벽한 합일을 이룬 바이닐로서 아날로그 컬렉터라면 반드시 랙 한자리에 품고 있어야 할 영구적인 소장 가치를 지닙니다.</w:t>
+        <w:t>90년대 대중음악의 황금기를 상징하는 상징성과 더불어, 현대 힙합 및 레게 사운드의 원류를 고스란히 담고 있어 바이닐 컬렉터라면 반드시 랙의 중심에 꽂아두어야 할 아날로그 명반입니다.</w:t>
       </w:r>
     </w:p>
     <w:p>
@@ -565,7 +676,7 @@
           <w:color w:val="4338CA"/>
           <w:sz w:val="21"/>
         </w:rPr>
-        <w:t>이 음반을 통해 카리브해의 푸른 영혼과 90년대의 눈부신 자유가 전해주는 감동을 다시 한번 경험해 보시는 것은 어떨까요?</w:t>
+        <w:t>이 음반을 통해 자메이카의 뜨거운 맥박과 90년대 황금기 팝 사운드가 아날로그 그루브 속에서 전해주는 감동을 다시 한번 경험해 보시는 것은 어떨까요?</w:t>
       </w:r>
     </w:p>
     <w:sectPr>
